--- a/data/weatherlink/Reportes/Archivo/Reporte_WeatherLink_2026-09-04_1828.docx
+++ b/data/weatherlink/Reportes/Archivo/Reporte_WeatherLink_2026-09-04_1828.docx
@@ -829,7 +829,7 @@
                 <w:b w:val="0"/>
                 <w:sz w:val="13"/>
               </w:rPr>
-              <w:t>2026-09-04 18:27:37</w:t>
+              <w:t>2026-09-04 18:28:37</w:t>
             </w:r>
           </w:p>
         </w:tc>
@@ -1007,7 +1007,7 @@
                 <w:b w:val="0"/>
                 <w:sz w:val="13"/>
               </w:rPr>
-              <w:t>2026-09-04 18:28:12</w:t>
+              <w:t>2026-09-04 18:28:52</w:t>
             </w:r>
           </w:p>
         </w:tc>
@@ -1367,7 +1367,7 @@
                 <w:b w:val="0"/>
                 <w:sz w:val="13"/>
               </w:rPr>
-              <w:t>2026-09-04 18:27:36</w:t>
+              <w:t>2026-09-04 18:28:36</w:t>
             </w:r>
           </w:p>
         </w:tc>
@@ -2625,7 +2625,7 @@
                 <w:b w:val="0"/>
                 <w:sz w:val="13"/>
               </w:rPr>
-              <w:t>2026-09-04 18:27:00</w:t>
+              <w:t>2026-09-04 18:28:00</w:t>
             </w:r>
           </w:p>
         </w:tc>
@@ -5314,7 +5314,7 @@
                 <w:b w:val="0"/>
                 <w:sz w:val="13"/>
               </w:rPr>
-              <w:t>2026-09-04 18:27:25</w:t>
+              <w:t>2026-09-04 18:28:20</w:t>
             </w:r>
           </w:p>
         </w:tc>
@@ -5492,7 +5492,7 @@
                 <w:b w:val="0"/>
                 <w:sz w:val="13"/>
               </w:rPr>
-              <w:t>2026-09-04 18:27:44</w:t>
+              <w:t>2026-09-04 18:28:44</w:t>
             </w:r>
           </w:p>
         </w:tc>
@@ -6026,7 +6026,7 @@
                 <w:b w:val="0"/>
                 <w:sz w:val="13"/>
               </w:rPr>
-              <w:t>2026-09-04 18:27:47</w:t>
+              <w:t>2026-09-04 18:28:47</w:t>
             </w:r>
           </w:p>
         </w:tc>
